--- a/server/template/faris_xcel.docx
+++ b/server/template/faris_xcel.docx
@@ -153,7 +153,25 @@
           <w:sz w:val="22"/>
           <w:szCs w:val="22"/>
         </w:rPr>
-        <w:t xml:space="preserve">{work_order_no}                                    </w:t>
+        <w:t>{</w:t>
+      </w:r>
+      <w:proofErr w:type="spellStart"/>
+      <w:r>
+        <w:rPr>
+          <w:rFonts w:asciiTheme="majorBidi" w:hAnsiTheme="majorBidi" w:cstheme="majorBidi"/>
+          <w:sz w:val="22"/>
+          <w:szCs w:val="22"/>
+        </w:rPr>
+        <w:t>work_order_no</w:t>
+      </w:r>
+      <w:proofErr w:type="spellEnd"/>
+      <w:r>
+        <w:rPr>
+          <w:rFonts w:asciiTheme="majorBidi" w:hAnsiTheme="majorBidi" w:cstheme="majorBidi"/>
+          <w:sz w:val="22"/>
+          <w:szCs w:val="22"/>
+        </w:rPr>
+        <w:t xml:space="preserve">}                                    </w:t>
       </w:r>
       <w:r>
         <w:rPr>
@@ -257,6 +275,7 @@
               </w:rPr>
               <w:t>{</w:t>
             </w:r>
+            <w:proofErr w:type="spellStart"/>
             <w:r>
               <w:rPr>
                 <w:rFonts w:asciiTheme="majorBidi" w:hAnsiTheme="majorBidi" w:cstheme="majorBidi"/>
@@ -265,6 +284,7 @@
               </w:rPr>
               <w:t>work_req</w:t>
             </w:r>
+            <w:proofErr w:type="spellEnd"/>
             <w:r>
               <w:rPr>
                 <w:rFonts w:asciiTheme="majorBidi" w:hAnsiTheme="majorBidi" w:cstheme="majorBidi"/>
@@ -377,7 +397,15 @@
                 <w:sz w:val="22"/>
                 <w:szCs w:val="22"/>
               </w:rPr>
-              <w:t xml:space="preserve">IMDAAD LLC Reference: </w:t>
+              <w:t xml:space="preserve">DLS </w:t>
+            </w:r>
+            <w:r>
+              <w:rPr>
+                <w:rFonts w:asciiTheme="majorBidi" w:hAnsiTheme="majorBidi" w:cstheme="majorBidi"/>
+                <w:sz w:val="22"/>
+                <w:szCs w:val="22"/>
+              </w:rPr>
+              <w:t xml:space="preserve">Reference: </w:t>
             </w:r>
           </w:p>
         </w:tc>
@@ -411,7 +439,25 @@
                 <w:sz w:val="22"/>
                 <w:szCs w:val="22"/>
               </w:rPr>
-              <w:t>{ref_no}</w:t>
+              <w:t>{</w:t>
+            </w:r>
+            <w:proofErr w:type="spellStart"/>
+            <w:r>
+              <w:rPr>
+                <w:rFonts w:asciiTheme="majorBidi" w:hAnsiTheme="majorBidi" w:cstheme="majorBidi"/>
+                <w:sz w:val="22"/>
+                <w:szCs w:val="22"/>
+              </w:rPr>
+              <w:t>ref_no</w:t>
+            </w:r>
+            <w:proofErr w:type="spellEnd"/>
+            <w:r>
+              <w:rPr>
+                <w:rFonts w:asciiTheme="majorBidi" w:hAnsiTheme="majorBidi" w:cstheme="majorBidi"/>
+                <w:sz w:val="22"/>
+                <w:szCs w:val="22"/>
+              </w:rPr>
+              <w:t>}</w:t>
             </w:r>
           </w:p>
         </w:tc>
@@ -710,7 +756,25 @@
                 <w:sz w:val="22"/>
                 <w:szCs w:val="22"/>
               </w:rPr>
-              <w:t>{box_no}</w:t>
+              <w:t>{</w:t>
+            </w:r>
+            <w:proofErr w:type="spellStart"/>
+            <w:r>
+              <w:rPr>
+                <w:rFonts w:asciiTheme="majorBidi" w:hAnsiTheme="majorBidi" w:cstheme="majorBidi"/>
+                <w:sz w:val="22"/>
+                <w:szCs w:val="22"/>
+              </w:rPr>
+              <w:t>box_no</w:t>
+            </w:r>
+            <w:proofErr w:type="spellEnd"/>
+            <w:r>
+              <w:rPr>
+                <w:rFonts w:asciiTheme="majorBidi" w:hAnsiTheme="majorBidi" w:cstheme="majorBidi"/>
+                <w:sz w:val="22"/>
+                <w:szCs w:val="22"/>
+              </w:rPr>
+              <w:t>}</w:t>
             </w:r>
             <w:r>
               <w:rPr>
@@ -789,7 +853,25 @@
                 <w:sz w:val="22"/>
                 <w:szCs w:val="22"/>
               </w:rPr>
-              <w:t>{email_req}</w:t>
+              <w:t>{</w:t>
+            </w:r>
+            <w:proofErr w:type="spellStart"/>
+            <w:r>
+              <w:rPr>
+                <w:rFonts w:asciiTheme="majorBidi" w:hAnsiTheme="majorBidi" w:cstheme="majorBidi"/>
+                <w:sz w:val="22"/>
+                <w:szCs w:val="22"/>
+              </w:rPr>
+              <w:t>email_req</w:t>
+            </w:r>
+            <w:proofErr w:type="spellEnd"/>
+            <w:r>
+              <w:rPr>
+                <w:rFonts w:asciiTheme="majorBidi" w:hAnsiTheme="majorBidi" w:cstheme="majorBidi"/>
+                <w:sz w:val="22"/>
+                <w:szCs w:val="22"/>
+              </w:rPr>
+              <w:t>}</w:t>
             </w:r>
           </w:p>
         </w:tc>
@@ -859,7 +941,25 @@
                 <w:sz w:val="22"/>
                 <w:szCs w:val="22"/>
               </w:rPr>
-              <w:t>{client_req_no}</w:t>
+              <w:t>{</w:t>
+            </w:r>
+            <w:proofErr w:type="spellStart"/>
+            <w:r>
+              <w:rPr>
+                <w:rFonts w:asciiTheme="majorBidi" w:hAnsiTheme="majorBidi" w:cstheme="majorBidi"/>
+                <w:sz w:val="22"/>
+                <w:szCs w:val="22"/>
+              </w:rPr>
+              <w:t>client_req_no</w:t>
+            </w:r>
+            <w:proofErr w:type="spellEnd"/>
+            <w:r>
+              <w:rPr>
+                <w:rFonts w:asciiTheme="majorBidi" w:hAnsiTheme="majorBidi" w:cstheme="majorBidi"/>
+                <w:sz w:val="22"/>
+                <w:szCs w:val="22"/>
+              </w:rPr>
+              <w:t>}</w:t>
             </w:r>
           </w:p>
         </w:tc>
@@ -1317,7 +1417,27 @@
                       <w:szCs w:val="20"/>
                       <w14:ligatures w14:val="none"/>
                     </w:rPr>
-                    <w:t>{item_code}</w:t>
+                    <w:t>{</w:t>
+                  </w:r>
+                  <w:proofErr w:type="spellStart"/>
+                  <w:r>
+                    <w:rPr>
+                      <w:kern w:val="0"/>
+                      <w:sz w:val="20"/>
+                      <w:szCs w:val="20"/>
+                      <w14:ligatures w14:val="none"/>
+                    </w:rPr>
+                    <w:t>item_code</w:t>
+                  </w:r>
+                  <w:proofErr w:type="spellEnd"/>
+                  <w:r>
+                    <w:rPr>
+                      <w:kern w:val="0"/>
+                      <w:sz w:val="20"/>
+                      <w:szCs w:val="20"/>
+                      <w14:ligatures w14:val="none"/>
+                    </w:rPr>
+                    <w:t>}</w:t>
                   </w:r>
                 </w:p>
               </w:tc>
@@ -1440,7 +1560,29 @@
                       <w:szCs w:val="22"/>
                       <w14:ligatures w14:val="none"/>
                     </w:rPr>
-                    <w:t>{u_price}</w:t>
+                    <w:t>{</w:t>
+                  </w:r>
+                  <w:proofErr w:type="spellStart"/>
+                  <w:r>
+                    <w:rPr>
+                      <w:rFonts w:ascii="Calibri" w:hAnsi="Calibri" w:cs="Calibri"/>
+                      <w:kern w:val="0"/>
+                      <w:sz w:val="22"/>
+                      <w:szCs w:val="22"/>
+                      <w14:ligatures w14:val="none"/>
+                    </w:rPr>
+                    <w:t>u_price</w:t>
+                  </w:r>
+                  <w:proofErr w:type="spellEnd"/>
+                  <w:r>
+                    <w:rPr>
+                      <w:rFonts w:ascii="Calibri" w:hAnsi="Calibri" w:cs="Calibri"/>
+                      <w:kern w:val="0"/>
+                      <w:sz w:val="22"/>
+                      <w:szCs w:val="22"/>
+                      <w14:ligatures w14:val="none"/>
+                    </w:rPr>
+                    <w:t>}</w:t>
                   </w:r>
                   <w:r>
                     <w:rPr>
@@ -1494,7 +1636,27 @@
                       <w:szCs w:val="22"/>
                       <w14:ligatures w14:val="none"/>
                     </w:rPr>
-                    <w:t>{t_price}</w:t>
+                    <w:t>{</w:t>
+                  </w:r>
+                  <w:proofErr w:type="spellStart"/>
+                  <w:r>
+                    <w:rPr>
+                      <w:kern w:val="0"/>
+                      <w:sz w:val="22"/>
+                      <w:szCs w:val="22"/>
+                      <w14:ligatures w14:val="none"/>
+                    </w:rPr>
+                    <w:t>t_price</w:t>
+                  </w:r>
+                  <w:proofErr w:type="spellEnd"/>
+                  <w:r>
+                    <w:rPr>
+                      <w:kern w:val="0"/>
+                      <w:sz w:val="22"/>
+                      <w:szCs w:val="22"/>
+                      <w14:ligatures w14:val="none"/>
+                    </w:rPr>
+                    <w:t>}</w:t>
                   </w:r>
                   <w:r>
                     <w:rPr>
@@ -1669,7 +1831,19 @@
                       <w:szCs w:val="22"/>
                       <w14:ligatures w14:val="none"/>
                     </w:rPr>
-                    <w:t>{t</w:t>
+                    <w:t>{</w:t>
+                  </w:r>
+                  <w:proofErr w:type="spellStart"/>
+                  <w:r>
+                    <w:rPr>
+                      <w:b/>
+                      <w:bCs/>
+                      <w:kern w:val="0"/>
+                      <w:sz w:val="22"/>
+                      <w:szCs w:val="22"/>
+                      <w14:ligatures w14:val="none"/>
+                    </w:rPr>
+                    <w:t>t</w:t>
                   </w:r>
                   <w:r>
                     <w:rPr>
@@ -1682,6 +1856,7 @@
                     </w:rPr>
                     <w:t>otalFixed</w:t>
                   </w:r>
+                  <w:proofErr w:type="spellEnd"/>
                   <w:r>
                     <w:rPr>
                       <w:b/>
@@ -1870,6 +2045,7 @@
                     </w:rPr>
                     <w:t>{</w:t>
                   </w:r>
+                  <w:proofErr w:type="spellStart"/>
                   <w:r>
                     <w:rPr>
                       <w:b/>
@@ -1881,6 +2057,7 @@
                     </w:rPr>
                     <w:t>vatFixed</w:t>
                   </w:r>
+                  <w:proofErr w:type="spellEnd"/>
                   <w:r>
                     <w:rPr>
                       <w:b/>
@@ -2066,7 +2243,19 @@
                       <w:szCs w:val="22"/>
                       <w14:ligatures w14:val="none"/>
                     </w:rPr>
-                    <w:t>{g</w:t>
+                    <w:t>{</w:t>
+                  </w:r>
+                  <w:proofErr w:type="spellStart"/>
+                  <w:r>
+                    <w:rPr>
+                      <w:b/>
+                      <w:bCs/>
+                      <w:kern w:val="0"/>
+                      <w:sz w:val="22"/>
+                      <w:szCs w:val="22"/>
+                      <w14:ligatures w14:val="none"/>
+                    </w:rPr>
+                    <w:t>g</w:t>
                   </w:r>
                   <w:r>
                     <w:rPr>
@@ -2079,6 +2268,7 @@
                     </w:rPr>
                     <w:t>TotalFixed</w:t>
                   </w:r>
+                  <w:proofErr w:type="spellEnd"/>
                   <w:r>
                     <w:rPr>
                       <w:b/>
@@ -2344,8 +2534,9 @@
                 <w:sz w:val="22"/>
                 <w:szCs w:val="22"/>
               </w:rPr>
-              <w:t>{g</w:t>
-            </w:r>
+              <w:t>{</w:t>
+            </w:r>
+            <w:proofErr w:type="spellStart"/>
             <w:r>
               <w:rPr>
                 <w:rFonts w:asciiTheme="majorBidi" w:hAnsiTheme="majorBidi" w:cstheme="majorBidi"/>
@@ -2354,8 +2545,19 @@
                 <w:sz w:val="22"/>
                 <w:szCs w:val="22"/>
               </w:rPr>
+              <w:t>g</w:t>
+            </w:r>
+            <w:r>
+              <w:rPr>
+                <w:rFonts w:asciiTheme="majorBidi" w:hAnsiTheme="majorBidi" w:cstheme="majorBidi"/>
+                <w:b/>
+                <w:bCs/>
+                <w:sz w:val="22"/>
+                <w:szCs w:val="22"/>
+              </w:rPr>
               <w:t>TotalFixed</w:t>
             </w:r>
+            <w:proofErr w:type="spellEnd"/>
             <w:r>
               <w:rPr>
                 <w:rFonts w:asciiTheme="majorBidi" w:hAnsiTheme="majorBidi" w:cstheme="majorBidi"/>
@@ -2445,13 +2647,23 @@
                 <w:szCs w:val="22"/>
               </w:rPr>
             </w:pPr>
-            <w:r>
-              <w:rPr>
-                <w:rFonts w:asciiTheme="majorBidi" w:hAnsiTheme="majorBidi" w:cstheme="majorBidi"/>
-                <w:sz w:val="22"/>
-                <w:szCs w:val="22"/>
-              </w:rPr>
-              <w:t>Kuthoos KH</w:t>
+            <w:proofErr w:type="spellStart"/>
+            <w:r>
+              <w:rPr>
+                <w:rFonts w:asciiTheme="majorBidi" w:hAnsiTheme="majorBidi" w:cstheme="majorBidi"/>
+                <w:sz w:val="22"/>
+                <w:szCs w:val="22"/>
+              </w:rPr>
+              <w:t>Kuthoos</w:t>
+            </w:r>
+            <w:proofErr w:type="spellEnd"/>
+            <w:r>
+              <w:rPr>
+                <w:rFonts w:asciiTheme="majorBidi" w:hAnsiTheme="majorBidi" w:cstheme="majorBidi"/>
+                <w:sz w:val="22"/>
+                <w:szCs w:val="22"/>
+              </w:rPr>
+              <w:t xml:space="preserve"> KH</w:t>
             </w:r>
           </w:p>
         </w:tc>
@@ -2897,8 +3109,25 @@
           <w:sz w:val="22"/>
           <w:szCs w:val="22"/>
         </w:rPr>
-        <w:lastRenderedPageBreak/>
-        <w:t xml:space="preserve">If you wish Imdaad LLC to proceed with the works as per this estimate, please complete the </w:t>
+        <w:t xml:space="preserve">If you wish </w:t>
+      </w:r>
+      <w:proofErr w:type="spellStart"/>
+      <w:r>
+        <w:rPr>
+          <w:rFonts w:asciiTheme="majorBidi" w:hAnsiTheme="majorBidi" w:cstheme="majorBidi"/>
+          <w:sz w:val="22"/>
+          <w:szCs w:val="22"/>
+        </w:rPr>
+        <w:t>Imdaad</w:t>
+      </w:r>
+      <w:proofErr w:type="spellEnd"/>
+      <w:r>
+        <w:rPr>
+          <w:rFonts w:asciiTheme="majorBidi" w:hAnsiTheme="majorBidi" w:cstheme="majorBidi"/>
+          <w:sz w:val="22"/>
+          <w:szCs w:val="22"/>
+        </w:rPr>
+        <w:t xml:space="preserve"> LLC to proceed with the works as per this estimate, please complete the </w:t>
       </w:r>
       <w:r>
         <w:rPr>
@@ -2914,7 +3143,25 @@
           <w:sz w:val="22"/>
           <w:szCs w:val="22"/>
         </w:rPr>
-        <w:t xml:space="preserve"> section below and forward to Imdaad LLC, PO Box 18220 Dubai, Telephone 800 8200, </w:t>
+        <w:t xml:space="preserve"> section below and forward to </w:t>
+      </w:r>
+      <w:proofErr w:type="spellStart"/>
+      <w:r>
+        <w:rPr>
+          <w:rFonts w:asciiTheme="majorBidi" w:hAnsiTheme="majorBidi" w:cstheme="majorBidi"/>
+          <w:sz w:val="22"/>
+          <w:szCs w:val="22"/>
+        </w:rPr>
+        <w:t>Imdaad</w:t>
+      </w:r>
+      <w:proofErr w:type="spellEnd"/>
+      <w:r>
+        <w:rPr>
+          <w:rFonts w:asciiTheme="majorBidi" w:hAnsiTheme="majorBidi" w:cstheme="majorBidi"/>
+          <w:sz w:val="22"/>
+          <w:szCs w:val="22"/>
+        </w:rPr>
+        <w:t xml:space="preserve"> LLC, PO Box 18220 Dubai, Telephone 800 8200, </w:t>
       </w:r>
       <w:r>
         <w:rPr>
@@ -2953,6 +3200,7 @@
           <w:sz w:val="22"/>
           <w:szCs w:val="22"/>
         </w:rPr>
+        <w:lastRenderedPageBreak/>
         <w:t xml:space="preserve">The quote or any other payment or charges applicable under this Quotation are exclusive of any Value Added Tax or taxes of similar nature. Any such tax, if and when applicable, shall be charged in accordance with the laws in force.  </w:t>
       </w:r>
     </w:p>
@@ -3079,7 +3327,23 @@
           <w:sz w:val="22"/>
           <w:szCs w:val="22"/>
         </w:rPr>
-        <w:t xml:space="preserve"> Imdaad LLC to proceed with the works as detailed above </w:t>
+        <w:t xml:space="preserve"> </w:t>
+      </w:r>
+      <w:r>
+        <w:rPr>
+          <w:rFonts w:asciiTheme="majorBidi" w:hAnsiTheme="majorBidi" w:cstheme="majorBidi"/>
+          <w:sz w:val="22"/>
+          <w:szCs w:val="22"/>
+        </w:rPr>
+        <w:t>DLS</w:t>
+      </w:r>
+      <w:r>
+        <w:rPr>
+          <w:rFonts w:asciiTheme="majorBidi" w:hAnsiTheme="majorBidi" w:cstheme="majorBidi"/>
+          <w:sz w:val="22"/>
+          <w:szCs w:val="22"/>
+        </w:rPr>
+        <w:t xml:space="preserve"> to proceed with the works as detailed above </w:t>
       </w:r>
     </w:p>
     <w:p>
@@ -4227,6 +4491,7 @@
   <w:style w:type="character" w:default="1" w:styleId="DefaultParagraphFont">
     <w:name w:val="Default Paragraph Font"/>
     <w:uiPriority w:val="1"/>
+    <w:semiHidden/>
     <w:unhideWhenUsed/>
   </w:style>
   <w:style w:type="table" w:default="1" w:styleId="TableNormal">

--- a/server/template/faris_xcel.docx
+++ b/server/template/faris_xcel.docx
@@ -153,25 +153,7 @@
           <w:sz w:val="22"/>
           <w:szCs w:val="22"/>
         </w:rPr>
-        <w:t>{</w:t>
-      </w:r>
-      <w:proofErr w:type="spellStart"/>
-      <w:r>
-        <w:rPr>
-          <w:rFonts w:asciiTheme="majorBidi" w:hAnsiTheme="majorBidi" w:cstheme="majorBidi"/>
-          <w:sz w:val="22"/>
-          <w:szCs w:val="22"/>
-        </w:rPr>
-        <w:t>work_order_no</w:t>
-      </w:r>
-      <w:proofErr w:type="spellEnd"/>
-      <w:r>
-        <w:rPr>
-          <w:rFonts w:asciiTheme="majorBidi" w:hAnsiTheme="majorBidi" w:cstheme="majorBidi"/>
-          <w:sz w:val="22"/>
-          <w:szCs w:val="22"/>
-        </w:rPr>
-        <w:t xml:space="preserve">}                                    </w:t>
+        <w:t xml:space="preserve">{work_order_no}                                    </w:t>
       </w:r>
       <w:r>
         <w:rPr>
@@ -275,7 +257,6 @@
               </w:rPr>
               <w:t>{</w:t>
             </w:r>
-            <w:proofErr w:type="spellStart"/>
             <w:r>
               <w:rPr>
                 <w:rFonts w:asciiTheme="majorBidi" w:hAnsiTheme="majorBidi" w:cstheme="majorBidi"/>
@@ -284,7 +265,6 @@
               </w:rPr>
               <w:t>work_req</w:t>
             </w:r>
-            <w:proofErr w:type="spellEnd"/>
             <w:r>
               <w:rPr>
                 <w:rFonts w:asciiTheme="majorBidi" w:hAnsiTheme="majorBidi" w:cstheme="majorBidi"/>
@@ -439,25 +419,7 @@
                 <w:sz w:val="22"/>
                 <w:szCs w:val="22"/>
               </w:rPr>
-              <w:t>{</w:t>
-            </w:r>
-            <w:proofErr w:type="spellStart"/>
-            <w:r>
-              <w:rPr>
-                <w:rFonts w:asciiTheme="majorBidi" w:hAnsiTheme="majorBidi" w:cstheme="majorBidi"/>
-                <w:sz w:val="22"/>
-                <w:szCs w:val="22"/>
-              </w:rPr>
-              <w:t>ref_no</w:t>
-            </w:r>
-            <w:proofErr w:type="spellEnd"/>
-            <w:r>
-              <w:rPr>
-                <w:rFonts w:asciiTheme="majorBidi" w:hAnsiTheme="majorBidi" w:cstheme="majorBidi"/>
-                <w:sz w:val="22"/>
-                <w:szCs w:val="22"/>
-              </w:rPr>
-              <w:t>}</w:t>
+              <w:t>{ref_no}</w:t>
             </w:r>
           </w:p>
         </w:tc>
@@ -756,25 +718,7 @@
                 <w:sz w:val="22"/>
                 <w:szCs w:val="22"/>
               </w:rPr>
-              <w:t>{</w:t>
-            </w:r>
-            <w:proofErr w:type="spellStart"/>
-            <w:r>
-              <w:rPr>
-                <w:rFonts w:asciiTheme="majorBidi" w:hAnsiTheme="majorBidi" w:cstheme="majorBidi"/>
-                <w:sz w:val="22"/>
-                <w:szCs w:val="22"/>
-              </w:rPr>
-              <w:t>box_no</w:t>
-            </w:r>
-            <w:proofErr w:type="spellEnd"/>
-            <w:r>
-              <w:rPr>
-                <w:rFonts w:asciiTheme="majorBidi" w:hAnsiTheme="majorBidi" w:cstheme="majorBidi"/>
-                <w:sz w:val="22"/>
-                <w:szCs w:val="22"/>
-              </w:rPr>
-              <w:t>}</w:t>
+              <w:t>{box_no}</w:t>
             </w:r>
             <w:r>
               <w:rPr>
@@ -853,25 +797,7 @@
                 <w:sz w:val="22"/>
                 <w:szCs w:val="22"/>
               </w:rPr>
-              <w:t>{</w:t>
-            </w:r>
-            <w:proofErr w:type="spellStart"/>
-            <w:r>
-              <w:rPr>
-                <w:rFonts w:asciiTheme="majorBidi" w:hAnsiTheme="majorBidi" w:cstheme="majorBidi"/>
-                <w:sz w:val="22"/>
-                <w:szCs w:val="22"/>
-              </w:rPr>
-              <w:t>email_req</w:t>
-            </w:r>
-            <w:proofErr w:type="spellEnd"/>
-            <w:r>
-              <w:rPr>
-                <w:rFonts w:asciiTheme="majorBidi" w:hAnsiTheme="majorBidi" w:cstheme="majorBidi"/>
-                <w:sz w:val="22"/>
-                <w:szCs w:val="22"/>
-              </w:rPr>
-              <w:t>}</w:t>
+              <w:t>{email_req}</w:t>
             </w:r>
           </w:p>
         </w:tc>
@@ -941,25 +867,7 @@
                 <w:sz w:val="22"/>
                 <w:szCs w:val="22"/>
               </w:rPr>
-              <w:t>{</w:t>
-            </w:r>
-            <w:proofErr w:type="spellStart"/>
-            <w:r>
-              <w:rPr>
-                <w:rFonts w:asciiTheme="majorBidi" w:hAnsiTheme="majorBidi" w:cstheme="majorBidi"/>
-                <w:sz w:val="22"/>
-                <w:szCs w:val="22"/>
-              </w:rPr>
-              <w:t>client_req_no</w:t>
-            </w:r>
-            <w:proofErr w:type="spellEnd"/>
-            <w:r>
-              <w:rPr>
-                <w:rFonts w:asciiTheme="majorBidi" w:hAnsiTheme="majorBidi" w:cstheme="majorBidi"/>
-                <w:sz w:val="22"/>
-                <w:szCs w:val="22"/>
-              </w:rPr>
-              <w:t>}</w:t>
+              <w:t>{client_req_no}</w:t>
             </w:r>
           </w:p>
         </w:tc>
@@ -1417,27 +1325,7 @@
                       <w:szCs w:val="20"/>
                       <w14:ligatures w14:val="none"/>
                     </w:rPr>
-                    <w:t>{</w:t>
-                  </w:r>
-                  <w:proofErr w:type="spellStart"/>
-                  <w:r>
-                    <w:rPr>
-                      <w:kern w:val="0"/>
-                      <w:sz w:val="20"/>
-                      <w:szCs w:val="20"/>
-                      <w14:ligatures w14:val="none"/>
-                    </w:rPr>
-                    <w:t>item_code</w:t>
-                  </w:r>
-                  <w:proofErr w:type="spellEnd"/>
-                  <w:r>
-                    <w:rPr>
-                      <w:kern w:val="0"/>
-                      <w:sz w:val="20"/>
-                      <w:szCs w:val="20"/>
-                      <w14:ligatures w14:val="none"/>
-                    </w:rPr>
-                    <w:t>}</w:t>
+                    <w:t>{item_code}</w:t>
                   </w:r>
                 </w:p>
               </w:tc>
@@ -1560,29 +1448,7 @@
                       <w:szCs w:val="22"/>
                       <w14:ligatures w14:val="none"/>
                     </w:rPr>
-                    <w:t>{</w:t>
-                  </w:r>
-                  <w:proofErr w:type="spellStart"/>
-                  <w:r>
-                    <w:rPr>
-                      <w:rFonts w:ascii="Calibri" w:hAnsi="Calibri" w:cs="Calibri"/>
-                      <w:kern w:val="0"/>
-                      <w:sz w:val="22"/>
-                      <w:szCs w:val="22"/>
-                      <w14:ligatures w14:val="none"/>
-                    </w:rPr>
-                    <w:t>u_price</w:t>
-                  </w:r>
-                  <w:proofErr w:type="spellEnd"/>
-                  <w:r>
-                    <w:rPr>
-                      <w:rFonts w:ascii="Calibri" w:hAnsi="Calibri" w:cs="Calibri"/>
-                      <w:kern w:val="0"/>
-                      <w:sz w:val="22"/>
-                      <w:szCs w:val="22"/>
-                      <w14:ligatures w14:val="none"/>
-                    </w:rPr>
-                    <w:t>}</w:t>
+                    <w:t>{u_price}</w:t>
                   </w:r>
                   <w:r>
                     <w:rPr>
@@ -1636,27 +1502,7 @@
                       <w:szCs w:val="22"/>
                       <w14:ligatures w14:val="none"/>
                     </w:rPr>
-                    <w:t>{</w:t>
-                  </w:r>
-                  <w:proofErr w:type="spellStart"/>
-                  <w:r>
-                    <w:rPr>
-                      <w:kern w:val="0"/>
-                      <w:sz w:val="22"/>
-                      <w:szCs w:val="22"/>
-                      <w14:ligatures w14:val="none"/>
-                    </w:rPr>
-                    <w:t>t_price</w:t>
-                  </w:r>
-                  <w:proofErr w:type="spellEnd"/>
-                  <w:r>
-                    <w:rPr>
-                      <w:kern w:val="0"/>
-                      <w:sz w:val="22"/>
-                      <w:szCs w:val="22"/>
-                      <w14:ligatures w14:val="none"/>
-                    </w:rPr>
-                    <w:t>}</w:t>
+                    <w:t>{t_price}</w:t>
                   </w:r>
                   <w:r>
                     <w:rPr>
@@ -1831,9 +1677,8 @@
                       <w:szCs w:val="22"/>
                       <w14:ligatures w14:val="none"/>
                     </w:rPr>
-                    <w:t>{</w:t>
+                    <w:t>{t</w:t>
                   </w:r>
-                  <w:proofErr w:type="spellStart"/>
                   <w:r>
                     <w:rPr>
                       <w:b/>
@@ -1843,20 +1688,8 @@
                       <w:szCs w:val="22"/>
                       <w14:ligatures w14:val="none"/>
                     </w:rPr>
-                    <w:t>t</w:t>
-                  </w:r>
-                  <w:r>
-                    <w:rPr>
-                      <w:b/>
-                      <w:bCs/>
-                      <w:kern w:val="0"/>
-                      <w:sz w:val="22"/>
-                      <w:szCs w:val="22"/>
-                      <w14:ligatures w14:val="none"/>
-                    </w:rPr>
                     <w:t>otalFixed</w:t>
                   </w:r>
-                  <w:proofErr w:type="spellEnd"/>
                   <w:r>
                     <w:rPr>
                       <w:b/>
@@ -2045,7 +1878,6 @@
                     </w:rPr>
                     <w:t>{</w:t>
                   </w:r>
-                  <w:proofErr w:type="spellStart"/>
                   <w:r>
                     <w:rPr>
                       <w:b/>
@@ -2057,7 +1889,6 @@
                     </w:rPr>
                     <w:t>vatFixed</w:t>
                   </w:r>
-                  <w:proofErr w:type="spellEnd"/>
                   <w:r>
                     <w:rPr>
                       <w:b/>
@@ -2243,9 +2074,8 @@
                       <w:szCs w:val="22"/>
                       <w14:ligatures w14:val="none"/>
                     </w:rPr>
-                    <w:t>{</w:t>
+                    <w:t>{g</w:t>
                   </w:r>
-                  <w:proofErr w:type="spellStart"/>
                   <w:r>
                     <w:rPr>
                       <w:b/>
@@ -2255,20 +2085,8 @@
                       <w:szCs w:val="22"/>
                       <w14:ligatures w14:val="none"/>
                     </w:rPr>
-                    <w:t>g</w:t>
-                  </w:r>
-                  <w:r>
-                    <w:rPr>
-                      <w:b/>
-                      <w:bCs/>
-                      <w:kern w:val="0"/>
-                      <w:sz w:val="22"/>
-                      <w:szCs w:val="22"/>
-                      <w14:ligatures w14:val="none"/>
-                    </w:rPr>
                     <w:t>TotalFixed</w:t>
                   </w:r>
-                  <w:proofErr w:type="spellEnd"/>
                   <w:r>
                     <w:rPr>
                       <w:b/>
@@ -2534,9 +2352,8 @@
                 <w:sz w:val="22"/>
                 <w:szCs w:val="22"/>
               </w:rPr>
-              <w:t>{</w:t>
-            </w:r>
-            <w:proofErr w:type="spellStart"/>
+              <w:t>{g</w:t>
+            </w:r>
             <w:r>
               <w:rPr>
                 <w:rFonts w:asciiTheme="majorBidi" w:hAnsiTheme="majorBidi" w:cstheme="majorBidi"/>
@@ -2545,19 +2362,8 @@
                 <w:sz w:val="22"/>
                 <w:szCs w:val="22"/>
               </w:rPr>
-              <w:t>g</w:t>
-            </w:r>
-            <w:r>
-              <w:rPr>
-                <w:rFonts w:asciiTheme="majorBidi" w:hAnsiTheme="majorBidi" w:cstheme="majorBidi"/>
-                <w:b/>
-                <w:bCs/>
-                <w:sz w:val="22"/>
-                <w:szCs w:val="22"/>
-              </w:rPr>
               <w:t>TotalFixed</w:t>
             </w:r>
-            <w:proofErr w:type="spellEnd"/>
             <w:r>
               <w:rPr>
                 <w:rFonts w:asciiTheme="majorBidi" w:hAnsiTheme="majorBidi" w:cstheme="majorBidi"/>
@@ -2647,23 +2453,13 @@
                 <w:szCs w:val="22"/>
               </w:rPr>
             </w:pPr>
-            <w:proofErr w:type="spellStart"/>
-            <w:r>
-              <w:rPr>
-                <w:rFonts w:asciiTheme="majorBidi" w:hAnsiTheme="majorBidi" w:cstheme="majorBidi"/>
-                <w:sz w:val="22"/>
-                <w:szCs w:val="22"/>
-              </w:rPr>
-              <w:t>Kuthoos</w:t>
-            </w:r>
-            <w:proofErr w:type="spellEnd"/>
-            <w:r>
-              <w:rPr>
-                <w:rFonts w:asciiTheme="majorBidi" w:hAnsiTheme="majorBidi" w:cstheme="majorBidi"/>
-                <w:sz w:val="22"/>
-                <w:szCs w:val="22"/>
-              </w:rPr>
-              <w:t xml:space="preserve"> KH</w:t>
+            <w:r>
+              <w:rPr>
+                <w:rFonts w:asciiTheme="majorBidi" w:hAnsiTheme="majorBidi" w:cstheme="majorBidi"/>
+                <w:sz w:val="22"/>
+                <w:szCs w:val="22"/>
+              </w:rPr>
+              <w:t>Kuthoos KH</w:t>
             </w:r>
           </w:p>
         </w:tc>
@@ -3109,25 +2905,7 @@
           <w:sz w:val="22"/>
           <w:szCs w:val="22"/>
         </w:rPr>
-        <w:t xml:space="preserve">If you wish </w:t>
-      </w:r>
-      <w:proofErr w:type="spellStart"/>
-      <w:r>
-        <w:rPr>
-          <w:rFonts w:asciiTheme="majorBidi" w:hAnsiTheme="majorBidi" w:cstheme="majorBidi"/>
-          <w:sz w:val="22"/>
-          <w:szCs w:val="22"/>
-        </w:rPr>
-        <w:t>Imdaad</w:t>
-      </w:r>
-      <w:proofErr w:type="spellEnd"/>
-      <w:r>
-        <w:rPr>
-          <w:rFonts w:asciiTheme="majorBidi" w:hAnsiTheme="majorBidi" w:cstheme="majorBidi"/>
-          <w:sz w:val="22"/>
-          <w:szCs w:val="22"/>
-        </w:rPr>
-        <w:t xml:space="preserve"> LLC to proceed with the works as per this estimate, please complete the </w:t>
+        <w:t xml:space="preserve">If you wish Imdaad LLC to proceed with the works as per this estimate, please complete the </w:t>
       </w:r>
       <w:r>
         <w:rPr>
@@ -3143,25 +2921,7 @@
           <w:sz w:val="22"/>
           <w:szCs w:val="22"/>
         </w:rPr>
-        <w:t xml:space="preserve"> section below and forward to </w:t>
-      </w:r>
-      <w:proofErr w:type="spellStart"/>
-      <w:r>
-        <w:rPr>
-          <w:rFonts w:asciiTheme="majorBidi" w:hAnsiTheme="majorBidi" w:cstheme="majorBidi"/>
-          <w:sz w:val="22"/>
-          <w:szCs w:val="22"/>
-        </w:rPr>
-        <w:t>Imdaad</w:t>
-      </w:r>
-      <w:proofErr w:type="spellEnd"/>
-      <w:r>
-        <w:rPr>
-          <w:rFonts w:asciiTheme="majorBidi" w:hAnsiTheme="majorBidi" w:cstheme="majorBidi"/>
-          <w:sz w:val="22"/>
-          <w:szCs w:val="22"/>
-        </w:rPr>
-        <w:t xml:space="preserve"> LLC, PO Box 18220 Dubai, Telephone 800 8200, </w:t>
+        <w:t xml:space="preserve"> section below and forward to Imdaad LLC, PO Box 18220 Dubai, Telephone 800 8200, </w:t>
       </w:r>
       <w:r>
         <w:rPr>
@@ -3589,7 +3349,15 @@
           <w:sz w:val="22"/>
           <w:szCs w:val="22"/>
         </w:rPr>
-        <w:t xml:space="preserve">IMDAAD LLC is a Dubai World Company </w:t>
+        <w:t>DLS</w:t>
+      </w:r>
+      <w:r>
+        <w:rPr>
+          <w:rFonts w:asciiTheme="majorBidi" w:hAnsiTheme="majorBidi" w:cstheme="majorBidi"/>
+          <w:sz w:val="22"/>
+          <w:szCs w:val="22"/>
+        </w:rPr>
+        <w:t xml:space="preserve"> is a Dubai World Company </w:t>
       </w:r>
     </w:p>
     <w:sectPr>
